--- a/Tố cáo/06-TC.docx
+++ b/Tố cáo/06-TC.docx
@@ -1,11 +1,12 @@
 
 <file path=word/document.xml><?xml version="1.0" encoding="utf-8"?>
-<w:document xmlns:wpc="http://schemas.microsoft.com/office/word/2010/wordprocessingCanvas" xmlns:cx="http://schemas.microsoft.com/office/drawing/2014/chartex" xmlns:mc="http://schemas.openxmlformats.org/markup-compatibility/2006" xmlns:o="urn:schemas-microsoft-com:office:office" xmlns:r="http://schemas.openxmlformats.org/officeDocument/2006/relationships" xmlns:m="http://schemas.openxmlformats.org/officeDocument/2006/math" xmlns:v="urn:schemas-microsoft-com:vml" xmlns:wp14="http://schemas.microsoft.com/office/word/2010/wordprocessingDrawing" xmlns:wp="http://schemas.openxmlformats.org/drawingml/2006/wordprocessingDrawing" xmlns:w10="urn:schemas-microsoft-com:office:word" xmlns:w="http://schemas.openxmlformats.org/wordprocessingml/2006/main" xmlns:w14="http://schemas.microsoft.com/office/word/2010/wordml" xmlns:w15="http://schemas.microsoft.com/office/word/2012/wordml" xmlns:w16se="http://schemas.microsoft.com/office/word/2015/wordml/symex" xmlns:wpg="http://schemas.microsoft.com/office/word/2010/wordprocessingGroup" xmlns:wpi="http://schemas.microsoft.com/office/word/2010/wordprocessingInk" xmlns:wne="http://schemas.microsoft.com/office/word/2006/wordml" xmlns:wps="http://schemas.microsoft.com/office/word/2010/wordprocessingShape" mc:Ignorable="w14 w15 w16se wp14">
+<w:document xmlns:wpc="http://schemas.microsoft.com/office/word/2010/wordprocessingCanvas" xmlns:cx="http://schemas.microsoft.com/office/drawing/2014/chartex" xmlns:cx1="http://schemas.microsoft.com/office/drawing/2015/9/8/chartex" xmlns:cx2="http://schemas.microsoft.com/office/drawing/2015/10/21/chartex" xmlns:cx3="http://schemas.microsoft.com/office/drawing/2016/5/9/chartex" xmlns:cx4="http://schemas.microsoft.com/office/drawing/2016/5/10/chartex" xmlns:cx5="http://schemas.microsoft.com/office/drawing/2016/5/11/chartex" xmlns:cx6="http://schemas.microsoft.com/office/drawing/2016/5/12/chartex" xmlns:cx7="http://schemas.microsoft.com/office/drawing/2016/5/13/chartex" xmlns:cx8="http://schemas.microsoft.com/office/drawing/2016/5/14/chartex" xmlns:mc="http://schemas.openxmlformats.org/markup-compatibility/2006" xmlns:aink="http://schemas.microsoft.com/office/drawing/2016/ink" xmlns:am3d="http://schemas.microsoft.com/office/drawing/2017/model3d" xmlns:o="urn:schemas-microsoft-com:office:office" xmlns:r="http://schemas.openxmlformats.org/officeDocument/2006/relationships" xmlns:m="http://schemas.openxmlformats.org/officeDocument/2006/math" xmlns:v="urn:schemas-microsoft-com:vml" xmlns:wp14="http://schemas.microsoft.com/office/word/2010/wordprocessingDrawing" xmlns:wp="http://schemas.openxmlformats.org/drawingml/2006/wordprocessingDrawing" xmlns:w10="urn:schemas-microsoft-com:office:word" xmlns:w="http://schemas.openxmlformats.org/wordprocessingml/2006/main" xmlns:w14="http://schemas.microsoft.com/office/word/2010/wordml" xmlns:w15="http://schemas.microsoft.com/office/word/2012/wordml" xmlns:w16cex="http://schemas.microsoft.com/office/word/2018/wordml/cex" xmlns:w16cid="http://schemas.microsoft.com/office/word/2016/wordml/cid" xmlns:w16="http://schemas.microsoft.com/office/word/2018/wordml" xmlns:w16se="http://schemas.microsoft.com/office/word/2015/wordml/symex" xmlns:wpg="http://schemas.microsoft.com/office/word/2010/wordprocessingGroup" xmlns:wpi="http://schemas.microsoft.com/office/word/2010/wordprocessingInk" xmlns:wne="http://schemas.microsoft.com/office/word/2006/wordml" xmlns:wps="http://schemas.microsoft.com/office/word/2010/wordprocessingShape" mc:Ignorable="w14 w15 w16se w16cid w16 w16cex wp14">
   <w:body>
     <w:tbl>
       <w:tblPr>
-        <w:tblW w:w="0" w:type="auto"/>
+        <w:tblW w:w="9498" w:type="dxa"/>
         <w:tblCellSpacing w:w="0" w:type="dxa"/>
+        <w:tblInd w:w="-426" w:type="dxa"/>
         <w:tblCellMar>
           <w:left w:w="0" w:type="dxa"/>
           <w:right w:w="0" w:type="dxa"/>
@@ -13,8 +14,8 @@
         <w:tblLook w:val="04A0" w:firstRow="1" w:lastRow="0" w:firstColumn="1" w:lastColumn="0" w:noHBand="0" w:noVBand="1"/>
       </w:tblPr>
       <w:tblGrid>
-        <w:gridCol w:w="2790"/>
-        <w:gridCol w:w="5713"/>
+        <w:gridCol w:w="3828"/>
+        <w:gridCol w:w="5670"/>
       </w:tblGrid>
       <w:tr>
         <w:trPr>
@@ -22,7 +23,7 @@
         </w:trPr>
         <w:tc>
           <w:tcPr>
-            <w:tcW w:w="2790" w:type="dxa"/>
+            <w:tcW w:w="3828" w:type="dxa"/>
             <w:tcMar>
               <w:top w:w="0" w:type="dxa"/>
               <w:left w:w="108" w:type="dxa"/>
@@ -45,7 +46,23 @@
                 <w:sz w:val="26"/>
                 <w:szCs w:val="26"/>
               </w:rPr>
-              <w:t>[[DVChuQuan]]</w:t>
+              <w:t>[[</w:t>
+            </w:r>
+            <w:r>
+              <w:rPr>
+                <w:color w:val="000000"/>
+                <w:sz w:val="26"/>
+                <w:szCs w:val="26"/>
+              </w:rPr>
+              <w:t>TenCoQuanToChucLine1</w:t>
+            </w:r>
+            <w:r>
+              <w:rPr>
+                <w:color w:val="000000"/>
+                <w:sz w:val="26"/>
+                <w:szCs w:val="26"/>
+              </w:rPr>
+              <w:t>]]</w:t>
             </w:r>
           </w:p>
           <w:p>
@@ -64,7 +81,33 @@
                 <w:sz w:val="26"/>
                 <w:szCs w:val="26"/>
               </w:rPr>
-              <w:t>[[DVThucHien]]</w:t>
+              <w:t>[[</w:t>
+            </w:r>
+            <w:r>
+              <w:rPr>
+                <w:color w:val="000000"/>
+                <w:sz w:val="26"/>
+                <w:szCs w:val="26"/>
+              </w:rPr>
+              <w:t>TenCoQuanToChucLine</w:t>
+            </w:r>
+            <w:r>
+              <w:rPr>
+                <w:color w:val="000000"/>
+                <w:sz w:val="26"/>
+                <w:szCs w:val="26"/>
+              </w:rPr>
+              <w:t>2</w:t>
+            </w:r>
+            <w:bookmarkStart w:id="0" w:name="_GoBack"/>
+            <w:bookmarkEnd w:id="0"/>
+            <w:r>
+              <w:rPr>
+                <w:color w:val="000000"/>
+                <w:sz w:val="26"/>
+                <w:szCs w:val="26"/>
+              </w:rPr>
+              <w:t>]]</w:t>
             </w:r>
           </w:p>
           <w:p>
@@ -86,7 +129,7 @@
         </w:tc>
         <w:tc>
           <w:tcPr>
-            <w:tcW w:w="5713" w:type="dxa"/>
+            <w:tcW w:w="5670" w:type="dxa"/>
             <w:tcMar>
               <w:top w:w="0" w:type="dxa"/>
               <w:left w:w="108" w:type="dxa"/>
@@ -179,7 +222,7 @@
                     </wp:anchor>
                   </w:drawing>
                 </mc:Choice>
-                <mc:Fallback xmlns:w16sdtfl="http://schemas.microsoft.com/office/word/2024/wordml/sdtformatlock" xmlns:w16sdtdh="http://schemas.microsoft.com/office/word/2020/wordml/sdtdatahash" xmlns:w16du="http://schemas.microsoft.com/office/word/2023/wordml/word16du" xmlns:w16="http://schemas.microsoft.com/office/word/2018/wordml" xmlns:w16cid="http://schemas.microsoft.com/office/word/2016/wordml/cid" xmlns:w16cex="http://schemas.microsoft.com/office/word/2018/wordml/cex" xmlns:oel="http://schemas.microsoft.com/office/2019/extlst" xmlns:am3d="http://schemas.microsoft.com/office/drawing/2017/model3d" xmlns:aink="http://schemas.microsoft.com/office/drawing/2016/ink" xmlns:cx8="http://schemas.microsoft.com/office/drawing/2016/5/14/chartex" xmlns:cx7="http://schemas.microsoft.com/office/drawing/2016/5/13/chartex" xmlns:cx6="http://schemas.microsoft.com/office/drawing/2016/5/12/chartex" xmlns:cx5="http://schemas.microsoft.com/office/drawing/2016/5/11/chartex" xmlns:cx4="http://schemas.microsoft.com/office/drawing/2016/5/10/chartex" xmlns:cx3="http://schemas.microsoft.com/office/drawing/2016/5/9/chartex" xmlns:cx2="http://schemas.microsoft.com/office/drawing/2015/10/21/chartex" xmlns:cx1="http://schemas.microsoft.com/office/drawing/2015/9/8/chartex">
+                <mc:Fallback xmlns:oel="http://schemas.microsoft.com/office/2019/extlst" xmlns:w16du="http://schemas.microsoft.com/office/word/2023/wordml/word16du" xmlns:w16sdtdh="http://schemas.microsoft.com/office/word/2020/wordml/sdtdatahash" xmlns:w16sdtfl="http://schemas.microsoft.com/office/word/2024/wordml/sdtformatlock">
                   <w:pict>
                     <v:shapetype w14:anchorId="49C885B0" id="_x0000_t32" coordsize="21600,21600" o:spt="32" o:oned="t" path="m,l21600,21600e" filled="f">
                       <v:path arrowok="t" fillok="f" o:connecttype="none"/>
@@ -199,20 +242,7 @@
                 <w:szCs w:val="26"/>
                 <w:lang w:eastAsia="vi-VN"/>
               </w:rPr>
-              <w:t xml:space="preserve">CỘNG HÒA XÃ HỘI CHỦ NGHĨA VIỆT </w:t>
-            </w:r>
-            <w:bookmarkStart w:id="0" w:name="_GoBack"/>
-            <w:bookmarkEnd w:id="0"/>
-            <w:r>
-              <w:rPr>
-                <w:b/>
-                <w:bCs/>
-                <w:color w:val="000000"/>
-                <w:sz w:val="26"/>
-                <w:szCs w:val="26"/>
-                <w:lang w:eastAsia="vi-VN"/>
-              </w:rPr>
-              <w:t>NAM</w:t>
+              <w:t>CỘNG HÒA XÃ HỘI CHỦ NGHĨA VIỆT NAM</w:t>
             </w:r>
             <w:r>
               <w:rPr>
@@ -246,7 +276,7 @@
         </w:trPr>
         <w:tc>
           <w:tcPr>
-            <w:tcW w:w="2790" w:type="dxa"/>
+            <w:tcW w:w="3828" w:type="dxa"/>
             <w:tcMar>
               <w:top w:w="0" w:type="dxa"/>
               <w:left w:w="108" w:type="dxa"/>
@@ -291,7 +321,7 @@
         </w:tc>
         <w:tc>
           <w:tcPr>
-            <w:tcW w:w="5713" w:type="dxa"/>
+            <w:tcW w:w="5670" w:type="dxa"/>
             <w:tcMar>
               <w:top w:w="0" w:type="dxa"/>
               <w:left w:w="108" w:type="dxa"/>
@@ -993,7 +1023,7 @@
 </file>
 
 <file path=word/styles.xml><?xml version="1.0" encoding="utf-8"?>
-<w:styles xmlns:mc="http://schemas.openxmlformats.org/markup-compatibility/2006" xmlns:r="http://schemas.openxmlformats.org/officeDocument/2006/relationships" xmlns:w="http://schemas.openxmlformats.org/wordprocessingml/2006/main" xmlns:w14="http://schemas.microsoft.com/office/word/2010/wordml" xmlns:w15="http://schemas.microsoft.com/office/word/2012/wordml" xmlns:w16se="http://schemas.microsoft.com/office/word/2015/wordml/symex" mc:Ignorable="w14 w15 w16se">
+<w:styles xmlns:mc="http://schemas.openxmlformats.org/markup-compatibility/2006" xmlns:r="http://schemas.openxmlformats.org/officeDocument/2006/relationships" xmlns:w="http://schemas.openxmlformats.org/wordprocessingml/2006/main" xmlns:w14="http://schemas.microsoft.com/office/word/2010/wordml" xmlns:w15="http://schemas.microsoft.com/office/word/2012/wordml" xmlns:w16cex="http://schemas.microsoft.com/office/word/2018/wordml/cex" xmlns:w16cid="http://schemas.microsoft.com/office/word/2016/wordml/cid" xmlns:w16="http://schemas.microsoft.com/office/word/2018/wordml" xmlns:w16se="http://schemas.microsoft.com/office/word/2015/wordml/symex" mc:Ignorable="w14 w15 w16se w16cid w16 w16cex">
   <w:docDefaults>
     <w:rPrDefault>
       <w:rPr>
@@ -1011,7 +1041,7 @@
       </w:pPr>
     </w:pPrDefault>
   </w:docDefaults>
-  <w:latentStyles w:defLockedState="0" w:defUIPriority="99" w:defSemiHidden="0" w:defUnhideWhenUsed="0" w:defQFormat="0" w:count="371">
+  <w:latentStyles w:defLockedState="0" w:defUIPriority="99" w:defSemiHidden="0" w:defUnhideWhenUsed="0" w:defQFormat="0" w:count="376">
     <w:lsdException w:name="Normal" w:uiPriority="0" w:qFormat="1"/>
     <w:lsdException w:name="heading 1" w:uiPriority="9" w:qFormat="1"/>
     <w:lsdException w:name="heading 2" w:semiHidden="1" w:uiPriority="9" w:unhideWhenUsed="1" w:qFormat="1"/>
@@ -1117,7 +1147,6 @@
     <w:lsdException w:name="HTML Sample" w:semiHidden="1" w:unhideWhenUsed="1"/>
     <w:lsdException w:name="HTML Typewriter" w:semiHidden="1" w:unhideWhenUsed="1"/>
     <w:lsdException w:name="HTML Variable" w:semiHidden="1" w:unhideWhenUsed="1"/>
-    <w:lsdException w:name="Normal Table" w:semiHidden="1" w:unhideWhenUsed="1"/>
     <w:lsdException w:name="annotation subject" w:semiHidden="1" w:unhideWhenUsed="1"/>
     <w:lsdException w:name="No List" w:semiHidden="1" w:unhideWhenUsed="1"/>
     <w:lsdException w:name="Outline List 1" w:semiHidden="1" w:unhideWhenUsed="1"/>
@@ -1160,11 +1189,8 @@
     <w:lsdException w:name="Table Contemporary" w:semiHidden="1" w:unhideWhenUsed="1"/>
     <w:lsdException w:name="Table Elegant" w:semiHidden="1" w:unhideWhenUsed="1"/>
     <w:lsdException w:name="Table Professional" w:semiHidden="1" w:unhideWhenUsed="1"/>
-    <w:lsdException w:name="Table Subtle 1" w:semiHidden="1" w:unhideWhenUsed="1"/>
     <w:lsdException w:name="Table Subtle 2" w:semiHidden="1" w:unhideWhenUsed="1"/>
     <w:lsdException w:name="Table Web 1" w:semiHidden="1" w:unhideWhenUsed="1"/>
-    <w:lsdException w:name="Table Web 2" w:semiHidden="1" w:unhideWhenUsed="1"/>
-    <w:lsdException w:name="Table Web 3" w:semiHidden="1" w:unhideWhenUsed="1"/>
     <w:lsdException w:name="Balloon Text" w:semiHidden="1" w:unhideWhenUsed="1"/>
     <w:lsdException w:name="Table Grid" w:uiPriority="39"/>
     <w:lsdException w:name="Table Theme" w:semiHidden="1" w:unhideWhenUsed="1"/>
@@ -1383,6 +1409,11 @@
     <w:lsdException w:name="List Table 5 Dark Accent 6" w:uiPriority="50"/>
     <w:lsdException w:name="List Table 6 Colorful Accent 6" w:uiPriority="51"/>
     <w:lsdException w:name="List Table 7 Colorful Accent 6" w:uiPriority="52"/>
+    <w:lsdException w:name="Mention" w:semiHidden="1" w:unhideWhenUsed="1"/>
+    <w:lsdException w:name="Smart Hyperlink" w:semiHidden="1" w:unhideWhenUsed="1"/>
+    <w:lsdException w:name="Hashtag" w:semiHidden="1" w:unhideWhenUsed="1"/>
+    <w:lsdException w:name="Unresolved Mention" w:semiHidden="1" w:unhideWhenUsed="1"/>
+    <w:lsdException w:name="Smart Link" w:semiHidden="1" w:unhideWhenUsed="1"/>
   </w:latentStyles>
   <w:style w:type="paragraph" w:default="1" w:styleId="Normal">
     <w:name w:val="Normal"/>
